--- a/Job Hunt 2026/2026-09-16 - Offensive Marketing Group - Video Editor II/Job Description & Company Research - Offensive Marketing Group.docx
+++ b/Job Hunt 2026/2026-09-16 - Offensive Marketing Group - Video Editor II/Job Description & Company Research - Offensive Marketing Group.docx
@@ -44,7 +44,7 @@
         </w:rPr>
         <w:t xml:space="preserve">APPLY:  </w:t>
       </w:r>
-      <w:hyperlink w:history="1" r:id="rIdrl4v00jx3i5acv-hahi4u">
+      <w:hyperlink w:history="1" r:id="rId4fvwrdxoimolul5_wb_it">
         <w:r>
           <w:rPr>
             <w:rFonts w:ascii="Calibri" w:cs="Calibri" w:eastAsia="Calibri" w:hAnsi="Calibri"/>
@@ -876,7 +876,7 @@
         </w:rPr>
         <w:t xml:space="preserve">This is an in-person position based out of our office in north Phoenix, Arizona. Please do not apply if you are not able to work in the office five days a week. Learn more about us at </w:t>
       </w:r>
-      <w:hyperlink w:history="1" r:id="rIdhsrozplnuvvzwqfwt1zwr">
+      <w:hyperlink w:history="1" r:id="rIdmbvlojzpyu0syy_skqu__">
         <w:r>
           <w:rPr>
             <w:rStyle w:val="Hyperlink"/>
@@ -2199,7 +2199,7 @@
           <w:sz w:val="21"/>
           <w:szCs w:val="21"/>
         </w:rPr>
-        <w:t xml:space="preserve">Offensive Marketing Group (OMG) is a full-service marketing agency that works only for brands in the firearms, outdoors, hunting, fishing, and defense industries. Its services include social media, content creation, digital advertising, and SEO. The office is in north Phoenix, AZ. Going by the posting, the post-production team has a career ladder (Video Editor II, then Video Editor III / Senior Video Editor) and works with Production, Creative, and Account Management teams. Everything here comes from the posting Joshua pasted on 2026-09-16 and the company website it lists. No outside source on company size, ownership, founding date, or what it is like to work there could be checked in this run.</w:t>
+        <w:t xml:space="preserve">Offensive Marketing Group (OMG, legal name Offensive Marketing Group LLC) is a small Phoenix agency that does marketing only for firearms, defense, outdoor and tactical brands. Its services include video, photo and CGI production, social media management, digital ads, branding, SEO and web design. Arizona records show the LLC formed on 2019-03-13. Crunchbase lists co-founders Jeremy Tremp and Scott Conditt, and both hold creative director titles. RocketReach and ZoomInfo also list a Jared Tremp as COO, which is unconfirmed. Headcount estimates disagree: LinkedIn, Crunchbase and LeadIQ say 11-50, and ZoomInfo says under 25. ZoomInfo estimates revenue under $5M, which is a third-party guess. The contact page gives 2501 W. Behrend Dr., Suite A1-3, Phoenix, AZ 85027. MapQuest lists W Lone Cactus Dr in the same North Phoenix ZIP. In October 2023 the company's film division shot a Nightforce Optics brand profile on RED Cinema cameras at Nightforce's headquarters in Idaho. EVIDENCE NOTE: I found no employee reviews on any platform. Everything here comes from the company's own pages, its job postings, founder interviews, data-broker and directory profiles, and one industry press release. None of it describes what it is like to work there from an employee's side. I also could not find the Video Editor II posting itself through search.</w:t>
       </w:r>
     </w:p>
     <w:p>
@@ -2229,7 +2229,7 @@
           <w:sz w:val="21"/>
           <w:szCs w:val="21"/>
         </w:rPr>
-        <w:t xml:space="preserve">Not checked. This run had used up its shared web search limit before any search could run, and Glassdoor cannot be fetched directly from this environment. No rating or review count is known. Do not assume either way.</w:t>
+        <w:t xml:space="preserve">I found no Glassdoor page for Offensive Marketing Group. The Glassdoor results that did come up belong to other companies named 'OMG', such as OMG National (3.4 from 149 reviews) and OMG JAX (2.3 from 11 reviews). They are not this agency, so do not use their ratings for OMG. The company may be too small to have a profile, or one may exist with no reviews.</w:t>
       </w:r>
     </w:p>
     <w:p>
@@ -2259,7 +2259,7 @@
           <w:sz w:val="21"/>
           <w:szCs w:val="21"/>
         </w:rPr>
-        <w:t xml:space="preserve">Not checked. The Indeed connector failed to connect today (rate-limited), and the web search limit was already used up. No Indeed rating is known.</w:t>
+        <w:t xml:space="preserve">Searches returned no Indeed company page or reviews for Offensive Marketing Group. The Indeed results that appeared belong to unrelated companies (Offensive Security, T.O.P. Marketing Group, New Market Group). The Indeed connector (mcp__Indeed__get_company_data) failed to connect in this session, so I could not pull Indeed ratings or company data directly.</w:t>
       </w:r>
     </w:p>
     <w:p>
@@ -2280,17 +2280,29 @@
     </w:p>
     <w:p>
       <w:pPr>
-        <w:spacing w:after="100" w:line="264"/>
-      </w:pPr>
-      <w:r>
-        <w:rPr>
-          <w:rFonts w:ascii="Calibri" w:cs="Calibri" w:eastAsia="Calibri" w:hAnsi="Calibri"/>
-          <w:color w:val="1A1A1A"/>
-          <w:sz w:val="21"/>
-          <w:szCs w:val="21"/>
-        </w:rPr>
-        <w:t xml:space="preserve">Not checked. The web search limit was used up before any Reddit search could run. No threads are known.</w:t>
-      </w:r>
+        <w:spacing w:after="100"/>
+      </w:pPr>
+      <w:r>
+        <w:rPr>
+          <w:rFonts w:ascii="Calibri" w:cs="Calibri" w:eastAsia="Calibri" w:hAnsi="Calibri"/>
+          <w:color w:val="1A1A1A"/>
+          <w:sz w:val="21"/>
+          <w:szCs w:val="21"/>
+        </w:rPr>
+        <w:t xml:space="preserve">Reddit could not be searched for this sheet: Reddit blocks the automated search Claude uses. Open the link to read what people say there. </w:t>
+      </w:r>
+      <w:hyperlink w:history="1" r:id="rIdcpmfx0swc2shjugalskba">
+        <w:r>
+          <w:rPr>
+            <w:rFonts w:ascii="Calibri" w:cs="Calibri" w:eastAsia="Calibri" w:hAnsi="Calibri"/>
+            <w:color w:val="1A4D8F"/>
+            <w:sz w:val="21"/>
+            <w:szCs w:val="21"/>
+            <w:u w:val="single"/>
+          </w:rPr>
+          <w:t xml:space="preserve">Search Reddit for Offensive Marketing Group</w:t>
+        </w:r>
+      </w:hyperlink>
     </w:p>
     <w:p>
       <w:pPr>
@@ -2343,8 +2355,323 @@
           <w:sz w:val="21"/>
           <w:szCs w:val="21"/>
         </w:rPr>
-        <w:t xml:space="preserve">Nothing reliable found.</w:t>
-      </w:r>
+        <w:t xml:space="preserve">The video work is high-end for a small shop. The film division shoots on RED Cinema cameras and makes brand documentaries and spots for firearms and optics brands. One example is a Nightforce Optics brand profile filmed at Nightforce's Idaho headquarters (2023). That kind of footage gives an editor strong reel material. Source: an industry press release, not an employee account.</w:t>
+      </w:r>
+      <w:r>
+        <w:rPr>
+          <w:rFonts w:ascii="Calibri" w:cs="Calibri" w:eastAsia="Calibri" w:hAnsi="Calibri"/>
+          <w:color w:val="1A1A1A"/>
+          <w:sz w:val="21"/>
+          <w:szCs w:val="21"/>
+        </w:rPr>
+        <w:t xml:space="preserve"> </w:t>
+      </w:r>
+      <w:hyperlink w:history="1" r:id="rIdb98lwmqzsneqhtepx8azp">
+        <w:r>
+          <w:rPr>
+            <w:rFonts w:ascii="Calibri" w:cs="Calibri" w:eastAsia="Calibri" w:hAnsi="Calibri"/>
+            <w:color w:val="1A4D8F"/>
+            <w:sz w:val="17"/>
+            <w:szCs w:val="17"/>
+          </w:rPr>
+          <w:t xml:space="preserve">[1]</w:t>
+        </w:r>
+      </w:hyperlink>
+    </w:p>
+    <w:p>
+      <w:pPr>
+        <w:pStyle w:val="ListParagraph"/>
+        <w:numPr>
+          <w:ilvl w:val="0"/>
+          <w:numId w:val="2"/>
+        </w:numPr>
+        <w:spacing w:after="50" w:line="259"/>
+      </w:pPr>
+      <w:r>
+        <w:rPr>
+          <w:rFonts w:ascii="Calibri" w:cs="Calibri" w:eastAsia="Calibri" w:hAnsi="Calibri"/>
+          <w:color w:val="1A1A1A"/>
+          <w:sz w:val="21"/>
+          <w:szCs w:val="21"/>
+        </w:rPr>
+        <w:t xml:space="preserve">Benefits are posted. The company's Social Media Account Manager II listing offers a 401(k) with company match, health, dental and vision coverage, and paid time off. That listing is for a different role. The same package probably applies to Video Editor II, but confirm it.</w:t>
+      </w:r>
+      <w:r>
+        <w:rPr>
+          <w:rFonts w:ascii="Calibri" w:cs="Calibri" w:eastAsia="Calibri" w:hAnsi="Calibri"/>
+          <w:color w:val="1A1A1A"/>
+          <w:sz w:val="21"/>
+          <w:szCs w:val="21"/>
+        </w:rPr>
+        <w:t xml:space="preserve"> </w:t>
+      </w:r>
+      <w:hyperlink w:history="1" r:id="rId1h7njmvikgkttjz6mcpmx">
+        <w:r>
+          <w:rPr>
+            <w:rFonts w:ascii="Calibri" w:cs="Calibri" w:eastAsia="Calibri" w:hAnsi="Calibri"/>
+            <w:color w:val="1A4D8F"/>
+            <w:sz w:val="17"/>
+            <w:szCs w:val="17"/>
+          </w:rPr>
+          <w:t xml:space="preserve">[1]</w:t>
+        </w:r>
+      </w:hyperlink>
+    </w:p>
+    <w:p>
+      <w:pPr>
+        <w:pStyle w:val="ListParagraph"/>
+        <w:numPr>
+          <w:ilvl w:val="0"/>
+          <w:numId w:val="2"/>
+        </w:numPr>
+        <w:spacing w:after="50" w:line="259"/>
+      </w:pPr>
+      <w:r>
+        <w:rPr>
+          <w:rFonts w:ascii="Calibri" w:cs="Calibri" w:eastAsia="Calibri" w:hAnsi="Calibri"/>
+          <w:color w:val="1A1A1A"/>
+          <w:sz w:val="21"/>
+          <w:szCs w:val="21"/>
+        </w:rPr>
+        <w:t xml:space="preserve">Posted pay gives a reference point. A Videographer listing on jobcube shows pay 'from $65,000 a year', and the Social Media Account Manager II listing shows $65,000-$80,000. A Video Editor II pay band is likely in a similar range, but I did not see one for the role itself.</w:t>
+      </w:r>
+      <w:r>
+        <w:rPr>
+          <w:rFonts w:ascii="Calibri" w:cs="Calibri" w:eastAsia="Calibri" w:hAnsi="Calibri"/>
+          <w:color w:val="1A1A1A"/>
+          <w:sz w:val="21"/>
+          <w:szCs w:val="21"/>
+        </w:rPr>
+        <w:t xml:space="preserve"> </w:t>
+      </w:r>
+      <w:hyperlink w:history="1" r:id="rId1euhzpd2xw3o7neiijivb">
+        <w:r>
+          <w:rPr>
+            <w:rFonts w:ascii="Calibri" w:cs="Calibri" w:eastAsia="Calibri" w:hAnsi="Calibri"/>
+            <w:color w:val="1A4D8F"/>
+            <w:sz w:val="17"/>
+            <w:szCs w:val="17"/>
+          </w:rPr>
+          <w:t xml:space="preserve">[1]</w:t>
+        </w:r>
+      </w:hyperlink>
+      <w:r>
+        <w:rPr>
+          <w:rFonts w:ascii="Calibri" w:cs="Calibri" w:eastAsia="Calibri" w:hAnsi="Calibri"/>
+          <w:color w:val="1A1A1A"/>
+          <w:sz w:val="21"/>
+          <w:szCs w:val="21"/>
+        </w:rPr>
+        <w:t xml:space="preserve"> </w:t>
+      </w:r>
+      <w:hyperlink w:history="1" r:id="rId5nfbohoshx4elkfsapb0-">
+        <w:r>
+          <w:rPr>
+            <w:rFonts w:ascii="Calibri" w:cs="Calibri" w:eastAsia="Calibri" w:hAnsi="Calibri"/>
+            <w:color w:val="1A4D8F"/>
+            <w:sz w:val="17"/>
+            <w:szCs w:val="17"/>
+          </w:rPr>
+          <w:t xml:space="preserve">[2]</w:t>
+        </w:r>
+      </w:hyperlink>
+    </w:p>
+    <w:p>
+      <w:pPr>
+        <w:pStyle w:val="ListParagraph"/>
+        <w:numPr>
+          <w:ilvl w:val="0"/>
+          <w:numId w:val="2"/>
+        </w:numPr>
+        <w:spacing w:after="50" w:line="259"/>
+      </w:pPr>
+      <w:r>
+        <w:rPr>
+          <w:rFonts w:ascii="Calibri" w:cs="Calibri" w:eastAsia="Calibri" w:hAnsi="Calibri"/>
+          <w:color w:val="1A1A1A"/>
+          <w:sz w:val="21"/>
+          <w:szCs w:val="21"/>
+        </w:rPr>
+        <w:t xml:space="preserve">There appears to be an in-house editing team. LinkedIn lists an employee titled 'Lead Editor and Compositor', so the editing team seems to have its own levels. The founders are creative directors, so in a team this size an editor likely works close to creative leadership.</w:t>
+      </w:r>
+      <w:r>
+        <w:rPr>
+          <w:rFonts w:ascii="Calibri" w:cs="Calibri" w:eastAsia="Calibri" w:hAnsi="Calibri"/>
+          <w:color w:val="1A1A1A"/>
+          <w:sz w:val="21"/>
+          <w:szCs w:val="21"/>
+        </w:rPr>
+        <w:t xml:space="preserve"> </w:t>
+      </w:r>
+      <w:hyperlink w:history="1" r:id="rIdkkqho20m606ceh2ihah86">
+        <w:r>
+          <w:rPr>
+            <w:rFonts w:ascii="Calibri" w:cs="Calibri" w:eastAsia="Calibri" w:hAnsi="Calibri"/>
+            <w:color w:val="1A4D8F"/>
+            <w:sz w:val="17"/>
+            <w:szCs w:val="17"/>
+          </w:rPr>
+          <w:t xml:space="preserve">[1]</w:t>
+        </w:r>
+      </w:hyperlink>
+      <w:r>
+        <w:rPr>
+          <w:rFonts w:ascii="Calibri" w:cs="Calibri" w:eastAsia="Calibri" w:hAnsi="Calibri"/>
+          <w:color w:val="1A1A1A"/>
+          <w:sz w:val="21"/>
+          <w:szCs w:val="21"/>
+        </w:rPr>
+        <w:t xml:space="preserve"> </w:t>
+      </w:r>
+      <w:hyperlink w:history="1" r:id="rIdbyq7pst3r2bjvevgsn4je">
+        <w:r>
+          <w:rPr>
+            <w:rFonts w:ascii="Calibri" w:cs="Calibri" w:eastAsia="Calibri" w:hAnsi="Calibri"/>
+            <w:color w:val="1A4D8F"/>
+            <w:sz w:val="17"/>
+            <w:szCs w:val="17"/>
+          </w:rPr>
+          <w:t xml:space="preserve">[2]</w:t>
+        </w:r>
+      </w:hyperlink>
+    </w:p>
+    <w:p>
+      <w:pPr>
+        <w:pStyle w:val="ListParagraph"/>
+        <w:numPr>
+          <w:ilvl w:val="0"/>
+          <w:numId w:val="2"/>
+        </w:numPr>
+        <w:spacing w:after="50" w:line="259"/>
+      </w:pPr>
+      <w:r>
+        <w:rPr>
+          <w:rFonts w:ascii="Calibri" w:cs="Calibri" w:eastAsia="Calibri" w:hAnsi="Calibri"/>
+          <w:color w:val="1A1A1A"/>
+          <w:sz w:val="21"/>
+          <w:szCs w:val="21"/>
+        </w:rPr>
+        <w:t xml:space="preserve">The founder says the company has stable finances, but this is his own claim, not verified. Co-founder Jeremy Tremp says in interviews that the business was bootstrapped, has no debt, and added staff only when project load required it.</w:t>
+      </w:r>
+      <w:r>
+        <w:rPr>
+          <w:rFonts w:ascii="Calibri" w:cs="Calibri" w:eastAsia="Calibri" w:hAnsi="Calibri"/>
+          <w:color w:val="1A1A1A"/>
+          <w:sz w:val="21"/>
+          <w:szCs w:val="21"/>
+        </w:rPr>
+        <w:t xml:space="preserve"> </w:t>
+      </w:r>
+      <w:hyperlink w:history="1" r:id="rIdbkbussrnu_ksz1g8thgqm">
+        <w:r>
+          <w:rPr>
+            <w:rFonts w:ascii="Calibri" w:cs="Calibri" w:eastAsia="Calibri" w:hAnsi="Calibri"/>
+            <w:color w:val="1A4D8F"/>
+            <w:sz w:val="17"/>
+            <w:szCs w:val="17"/>
+          </w:rPr>
+          <w:t xml:space="preserve">[1]</w:t>
+        </w:r>
+      </w:hyperlink>
+      <w:r>
+        <w:rPr>
+          <w:rFonts w:ascii="Calibri" w:cs="Calibri" w:eastAsia="Calibri" w:hAnsi="Calibri"/>
+          <w:color w:val="1A1A1A"/>
+          <w:sz w:val="21"/>
+          <w:szCs w:val="21"/>
+        </w:rPr>
+        <w:t xml:space="preserve"> </w:t>
+      </w:r>
+      <w:hyperlink w:history="1" r:id="rIdxuu9v67abptmycht2tpo3">
+        <w:r>
+          <w:rPr>
+            <w:rFonts w:ascii="Calibri" w:cs="Calibri" w:eastAsia="Calibri" w:hAnsi="Calibri"/>
+            <w:color w:val="1A4D8F"/>
+            <w:sz w:val="17"/>
+            <w:szCs w:val="17"/>
+          </w:rPr>
+          <w:t xml:space="preserve">[2]</w:t>
+        </w:r>
+      </w:hyperlink>
+    </w:p>
+    <w:p>
+      <w:pPr>
+        <w:pStyle w:val="ListParagraph"/>
+        <w:numPr>
+          <w:ilvl w:val="0"/>
+          <w:numId w:val="2"/>
+        </w:numPr>
+        <w:spacing w:after="50" w:line="259"/>
+      </w:pPr>
+      <w:r>
+        <w:rPr>
+          <w:rFonts w:ascii="Calibri" w:cs="Calibri" w:eastAsia="Calibri" w:hAnsi="Calibri"/>
+          <w:color w:val="1A1A1A"/>
+          <w:sz w:val="21"/>
+          <w:szCs w:val="21"/>
+        </w:rPr>
+        <w:t xml:space="preserve">OMG is hiring for several creative roles: videographer, social media account manager, and creative project manager per LinkedIn. That points to steady work. A search for layoffs or lawsuits tied to the company found nothing, but with a company this small, a lack of news does not tell you much.</w:t>
+      </w:r>
+      <w:r>
+        <w:rPr>
+          <w:rFonts w:ascii="Calibri" w:cs="Calibri" w:eastAsia="Calibri" w:hAnsi="Calibri"/>
+          <w:color w:val="1A1A1A"/>
+          <w:sz w:val="21"/>
+          <w:szCs w:val="21"/>
+        </w:rPr>
+        <w:t xml:space="preserve"> </w:t>
+      </w:r>
+      <w:hyperlink w:history="1" r:id="rIdng0msvqvx6ooyy-fnne0k">
+        <w:r>
+          <w:rPr>
+            <w:rFonts w:ascii="Calibri" w:cs="Calibri" w:eastAsia="Calibri" w:hAnsi="Calibri"/>
+            <w:color w:val="1A4D8F"/>
+            <w:sz w:val="17"/>
+            <w:szCs w:val="17"/>
+          </w:rPr>
+          <w:t xml:space="preserve">[1]</w:t>
+        </w:r>
+      </w:hyperlink>
+      <w:r>
+        <w:rPr>
+          <w:rFonts w:ascii="Calibri" w:cs="Calibri" w:eastAsia="Calibri" w:hAnsi="Calibri"/>
+          <w:color w:val="1A1A1A"/>
+          <w:sz w:val="21"/>
+          <w:szCs w:val="21"/>
+        </w:rPr>
+        <w:t xml:space="preserve"> </w:t>
+      </w:r>
+      <w:hyperlink w:history="1" r:id="rIdcfmq2qfutskj0pqje9dmn">
+        <w:r>
+          <w:rPr>
+            <w:rFonts w:ascii="Calibri" w:cs="Calibri" w:eastAsia="Calibri" w:hAnsi="Calibri"/>
+            <w:color w:val="1A4D8F"/>
+            <w:sz w:val="17"/>
+            <w:szCs w:val="17"/>
+          </w:rPr>
+          <w:t xml:space="preserve">[2]</w:t>
+        </w:r>
+      </w:hyperlink>
+      <w:r>
+        <w:rPr>
+          <w:rFonts w:ascii="Calibri" w:cs="Calibri" w:eastAsia="Calibri" w:hAnsi="Calibri"/>
+          <w:color w:val="1A1A1A"/>
+          <w:sz w:val="21"/>
+          <w:szCs w:val="21"/>
+        </w:rPr>
+        <w:t xml:space="preserve"> </w:t>
+      </w:r>
+      <w:hyperlink w:history="1" r:id="rIdqeszzyoj2jflhrmarznjt">
+        <w:r>
+          <w:rPr>
+            <w:rFonts w:ascii="Calibri" w:cs="Calibri" w:eastAsia="Calibri" w:hAnsi="Calibri"/>
+            <w:color w:val="1A4D8F"/>
+            <w:sz w:val="17"/>
+            <w:szCs w:val="17"/>
+          </w:rPr>
+          <w:t xml:space="preserve">[3]</w:t>
+        </w:r>
+      </w:hyperlink>
     </w:p>
     <w:p>
       <w:pPr>
@@ -2378,8 +2705,383 @@
           <w:sz w:val="21"/>
           <w:szCs w:val="21"/>
         </w:rPr>
-        <w:t xml:space="preserve">Nothing reliable found.</w:t>
-      </w:r>
+        <w:t xml:space="preserve">There are no employee reviews to check culture, management, workload or turnover. I found no Glassdoor, Indeed or Comparably page, and the Facebook page shows 0 reviews. Everything known about culture comes from the company itself.</w:t>
+      </w:r>
+      <w:r>
+        <w:rPr>
+          <w:rFonts w:ascii="Calibri" w:cs="Calibri" w:eastAsia="Calibri" w:hAnsi="Calibri"/>
+          <w:color w:val="1A1A1A"/>
+          <w:sz w:val="21"/>
+          <w:szCs w:val="21"/>
+        </w:rPr>
+        <w:t xml:space="preserve"> </w:t>
+      </w:r>
+      <w:hyperlink w:history="1" r:id="rIdyqs3qhibmahyjr-3aeuc0">
+        <w:r>
+          <w:rPr>
+            <w:rFonts w:ascii="Calibri" w:cs="Calibri" w:eastAsia="Calibri" w:hAnsi="Calibri"/>
+            <w:color w:val="1A4D8F"/>
+            <w:sz w:val="17"/>
+            <w:szCs w:val="17"/>
+          </w:rPr>
+          <w:t xml:space="preserve">[1]</w:t>
+        </w:r>
+      </w:hyperlink>
+      <w:r>
+        <w:rPr>
+          <w:rFonts w:ascii="Calibri" w:cs="Calibri" w:eastAsia="Calibri" w:hAnsi="Calibri"/>
+          <w:color w:val="1A1A1A"/>
+          <w:sz w:val="21"/>
+          <w:szCs w:val="21"/>
+        </w:rPr>
+        <w:t xml:space="preserve"> </w:t>
+      </w:r>
+      <w:hyperlink w:history="1" r:id="rId5kziq-u4itqxa3ksq86ao">
+        <w:r>
+          <w:rPr>
+            <w:rFonts w:ascii="Calibri" w:cs="Calibri" w:eastAsia="Calibri" w:hAnsi="Calibri"/>
+            <w:color w:val="1A4D8F"/>
+            <w:sz w:val="17"/>
+            <w:szCs w:val="17"/>
+          </w:rPr>
+          <w:t xml:space="preserve">[2]</w:t>
+        </w:r>
+      </w:hyperlink>
+      <w:r>
+        <w:rPr>
+          <w:rFonts w:ascii="Calibri" w:cs="Calibri" w:eastAsia="Calibri" w:hAnsi="Calibri"/>
+          <w:color w:val="1A1A1A"/>
+          <w:sz w:val="21"/>
+          <w:szCs w:val="21"/>
+        </w:rPr>
+        <w:t xml:space="preserve"> </w:t>
+      </w:r>
+      <w:hyperlink w:history="1" r:id="rIdkirj0t03m_tdxvmw422vx">
+        <w:r>
+          <w:rPr>
+            <w:rFonts w:ascii="Calibri" w:cs="Calibri" w:eastAsia="Calibri" w:hAnsi="Calibri"/>
+            <w:color w:val="1A4D8F"/>
+            <w:sz w:val="17"/>
+            <w:szCs w:val="17"/>
+          </w:rPr>
+          <w:t xml:space="preserve">[3]</w:t>
+        </w:r>
+      </w:hyperlink>
+    </w:p>
+    <w:p>
+      <w:pPr>
+        <w:pStyle w:val="ListParagraph"/>
+        <w:numPr>
+          <w:ilvl w:val="0"/>
+          <w:numId w:val="2"/>
+        </w:numPr>
+        <w:spacing w:after="50" w:line="259"/>
+      </w:pPr>
+      <w:r>
+        <w:rPr>
+          <w:rFonts w:ascii="Calibri" w:cs="Calibri" w:eastAsia="Calibri" w:hAnsi="Calibri"/>
+          <w:color w:val="1A1A1A"/>
+          <w:sz w:val="21"/>
+          <w:szCs w:val="21"/>
+        </w:rPr>
+        <w:t xml:space="preserve">The job is likely fully in-office, which means a long commute from Mesa. The Social Media Account Manager II listing says in-office Monday-Friday, and the office is in North Phoenix (85027). Expect a long daily drive each way from Mesa. Ask whether editors get any remote days.</w:t>
+      </w:r>
+      <w:r>
+        <w:rPr>
+          <w:rFonts w:ascii="Calibri" w:cs="Calibri" w:eastAsia="Calibri" w:hAnsi="Calibri"/>
+          <w:color w:val="1A1A1A"/>
+          <w:sz w:val="21"/>
+          <w:szCs w:val="21"/>
+        </w:rPr>
+        <w:t xml:space="preserve"> </w:t>
+      </w:r>
+      <w:hyperlink w:history="1" r:id="rIdkuxcnznabwjhgykpkklrf">
+        <w:r>
+          <w:rPr>
+            <w:rFonts w:ascii="Calibri" w:cs="Calibri" w:eastAsia="Calibri" w:hAnsi="Calibri"/>
+            <w:color w:val="1A4D8F"/>
+            <w:sz w:val="17"/>
+            <w:szCs w:val="17"/>
+          </w:rPr>
+          <w:t xml:space="preserve">[1]</w:t>
+        </w:r>
+      </w:hyperlink>
+      <w:r>
+        <w:rPr>
+          <w:rFonts w:ascii="Calibri" w:cs="Calibri" w:eastAsia="Calibri" w:hAnsi="Calibri"/>
+          <w:color w:val="1A1A1A"/>
+          <w:sz w:val="21"/>
+          <w:szCs w:val="21"/>
+        </w:rPr>
+        <w:t xml:space="preserve"> </w:t>
+      </w:r>
+      <w:hyperlink w:history="1" r:id="rIdpda_gv5yfzdnmzlm2gd8d">
+        <w:r>
+          <w:rPr>
+            <w:rFonts w:ascii="Calibri" w:cs="Calibri" w:eastAsia="Calibri" w:hAnsi="Calibri"/>
+            <w:color w:val="1A4D8F"/>
+            <w:sz w:val="17"/>
+            <w:szCs w:val="17"/>
+          </w:rPr>
+          <w:t xml:space="preserve">[2]</w:t>
+        </w:r>
+      </w:hyperlink>
+      <w:r>
+        <w:rPr>
+          <w:rFonts w:ascii="Calibri" w:cs="Calibri" w:eastAsia="Calibri" w:hAnsi="Calibri"/>
+          <w:color w:val="1A1A1A"/>
+          <w:sz w:val="21"/>
+          <w:szCs w:val="21"/>
+        </w:rPr>
+        <w:t xml:space="preserve"> </w:t>
+      </w:r>
+      <w:hyperlink w:history="1" r:id="rIdgp9ikb0cfr8bovzonc7ws">
+        <w:r>
+          <w:rPr>
+            <w:rFonts w:ascii="Calibri" w:cs="Calibri" w:eastAsia="Calibri" w:hAnsi="Calibri"/>
+            <w:color w:val="1A4D8F"/>
+            <w:sz w:val="17"/>
+            <w:szCs w:val="17"/>
+          </w:rPr>
+          <w:t xml:space="preserve">[3]</w:t>
+        </w:r>
+      </w:hyperlink>
+    </w:p>
+    <w:p>
+      <w:pPr>
+        <w:pStyle w:val="ListParagraph"/>
+        <w:numPr>
+          <w:ilvl w:val="0"/>
+          <w:numId w:val="2"/>
+        </w:numPr>
+        <w:spacing w:after="50" w:line="259"/>
+      </w:pPr>
+      <w:r>
+        <w:rPr>
+          <w:rFonts w:ascii="Calibri" w:cs="Calibri" w:eastAsia="Calibri" w:hAnsi="Calibri"/>
+          <w:color w:val="1A1A1A"/>
+          <w:sz w:val="21"/>
+          <w:szCs w:val="21"/>
+        </w:rPr>
+        <w:t xml:space="preserve">It is a small company: about 11-50 people, or under 25 per ZoomInfo, with estimated revenue under $5M. That usually means few promotion levels, limited HR structure, and each editor carrying many clients and deadlines. Some leadership roles may be family-held (a Jared Tremp is listed as COO, unconfirmed).</w:t>
+      </w:r>
+      <w:r>
+        <w:rPr>
+          <w:rFonts w:ascii="Calibri" w:cs="Calibri" w:eastAsia="Calibri" w:hAnsi="Calibri"/>
+          <w:color w:val="1A1A1A"/>
+          <w:sz w:val="21"/>
+          <w:szCs w:val="21"/>
+        </w:rPr>
+        <w:t xml:space="preserve"> </w:t>
+      </w:r>
+      <w:hyperlink w:history="1" r:id="rIdb75oir2fag8vtu-bsgndf">
+        <w:r>
+          <w:rPr>
+            <w:rFonts w:ascii="Calibri" w:cs="Calibri" w:eastAsia="Calibri" w:hAnsi="Calibri"/>
+            <w:color w:val="1A4D8F"/>
+            <w:sz w:val="17"/>
+            <w:szCs w:val="17"/>
+          </w:rPr>
+          <w:t xml:space="preserve">[1]</w:t>
+        </w:r>
+      </w:hyperlink>
+      <w:r>
+        <w:rPr>
+          <w:rFonts w:ascii="Calibri" w:cs="Calibri" w:eastAsia="Calibri" w:hAnsi="Calibri"/>
+          <w:color w:val="1A1A1A"/>
+          <w:sz w:val="21"/>
+          <w:szCs w:val="21"/>
+        </w:rPr>
+        <w:t xml:space="preserve"> </w:t>
+      </w:r>
+      <w:hyperlink w:history="1" r:id="rIdg6mkxejvkrue4cje1bf56">
+        <w:r>
+          <w:rPr>
+            <w:rFonts w:ascii="Calibri" w:cs="Calibri" w:eastAsia="Calibri" w:hAnsi="Calibri"/>
+            <w:color w:val="1A4D8F"/>
+            <w:sz w:val="17"/>
+            <w:szCs w:val="17"/>
+          </w:rPr>
+          <w:t xml:space="preserve">[2]</w:t>
+        </w:r>
+      </w:hyperlink>
+      <w:r>
+        <w:rPr>
+          <w:rFonts w:ascii="Calibri" w:cs="Calibri" w:eastAsia="Calibri" w:hAnsi="Calibri"/>
+          <w:color w:val="1A1A1A"/>
+          <w:sz w:val="21"/>
+          <w:szCs w:val="21"/>
+        </w:rPr>
+        <w:t xml:space="preserve"> </w:t>
+      </w:r>
+      <w:hyperlink w:history="1" r:id="rIdwdj-1wrbdinq_jvaniiyj">
+        <w:r>
+          <w:rPr>
+            <w:rFonts w:ascii="Calibri" w:cs="Calibri" w:eastAsia="Calibri" w:hAnsi="Calibri"/>
+            <w:color w:val="1A4D8F"/>
+            <w:sz w:val="17"/>
+            <w:szCs w:val="17"/>
+          </w:rPr>
+          <w:t xml:space="preserve">[3]</w:t>
+        </w:r>
+      </w:hyperlink>
+    </w:p>
+    <w:p>
+      <w:pPr>
+        <w:pStyle w:val="ListParagraph"/>
+        <w:numPr>
+          <w:ilvl w:val="0"/>
+          <w:numId w:val="2"/>
+        </w:numPr>
+        <w:spacing w:after="50" w:line="259"/>
+      </w:pPr>
+      <w:r>
+        <w:rPr>
+          <w:rFonts w:ascii="Calibri" w:cs="Calibri" w:eastAsia="Calibri" w:hAnsi="Calibri"/>
+          <w:color w:val="1A1A1A"/>
+          <w:sz w:val="21"/>
+          <w:szCs w:val="21"/>
+        </w:rPr>
+        <w:t xml:space="preserve">The client base is one niche. The agency works only for firearms, defense, outdoor and tactical brands, and its postings ask for knowledge of firearms and outdoor culture. Your reel would be heavy on 2A content, which helps within that industry but may matter to some employers outside it.</w:t>
+      </w:r>
+      <w:r>
+        <w:rPr>
+          <w:rFonts w:ascii="Calibri" w:cs="Calibri" w:eastAsia="Calibri" w:hAnsi="Calibri"/>
+          <w:color w:val="1A1A1A"/>
+          <w:sz w:val="21"/>
+          <w:szCs w:val="21"/>
+        </w:rPr>
+        <w:t xml:space="preserve"> </w:t>
+      </w:r>
+      <w:hyperlink w:history="1" r:id="rIdpl49imb6oyirprjdvcdct">
+        <w:r>
+          <w:rPr>
+            <w:rFonts w:ascii="Calibri" w:cs="Calibri" w:eastAsia="Calibri" w:hAnsi="Calibri"/>
+            <w:color w:val="1A4D8F"/>
+            <w:sz w:val="17"/>
+            <w:szCs w:val="17"/>
+          </w:rPr>
+          <w:t xml:space="preserve">[1]</w:t>
+        </w:r>
+      </w:hyperlink>
+      <w:r>
+        <w:rPr>
+          <w:rFonts w:ascii="Calibri" w:cs="Calibri" w:eastAsia="Calibri" w:hAnsi="Calibri"/>
+          <w:color w:val="1A1A1A"/>
+          <w:sz w:val="21"/>
+          <w:szCs w:val="21"/>
+        </w:rPr>
+        <w:t xml:space="preserve"> </w:t>
+      </w:r>
+      <w:hyperlink w:history="1" r:id="rIdemdkbpd5el3ow8mmejovz">
+        <w:r>
+          <w:rPr>
+            <w:rFonts w:ascii="Calibri" w:cs="Calibri" w:eastAsia="Calibri" w:hAnsi="Calibri"/>
+            <w:color w:val="1A4D8F"/>
+            <w:sz w:val="17"/>
+            <w:szCs w:val="17"/>
+          </w:rPr>
+          <w:t xml:space="preserve">[2]</w:t>
+        </w:r>
+      </w:hyperlink>
+    </w:p>
+    <w:p>
+      <w:pPr>
+        <w:pStyle w:val="ListParagraph"/>
+        <w:numPr>
+          <w:ilvl w:val="0"/>
+          <w:numId w:val="2"/>
+        </w:numPr>
+        <w:spacing w:after="50" w:line="259"/>
+      </w:pPr>
+      <w:r>
+        <w:rPr>
+          <w:rFonts w:ascii="Calibri" w:cs="Calibri" w:eastAsia="Calibri" w:hAnsi="Calibri"/>
+          <w:color w:val="1A1A1A"/>
+          <w:sz w:val="21"/>
+          <w:szCs w:val="21"/>
+        </w:rPr>
+        <w:t xml:space="preserve">What we know about culture is self-described. The founder says he hires on 'personality, work ethic, and that certain spark'. The company's own article calls OMG an agency where 'the team practices what they preach'. Neither is an employee account.</w:t>
+      </w:r>
+      <w:r>
+        <w:rPr>
+          <w:rFonts w:ascii="Calibri" w:cs="Calibri" w:eastAsia="Calibri" w:hAnsi="Calibri"/>
+          <w:color w:val="1A1A1A"/>
+          <w:sz w:val="21"/>
+          <w:szCs w:val="21"/>
+        </w:rPr>
+        <w:t xml:space="preserve"> </w:t>
+      </w:r>
+      <w:hyperlink w:history="1" r:id="rIdg3u5czp06rk74ernwzhka">
+        <w:r>
+          <w:rPr>
+            <w:rFonts w:ascii="Calibri" w:cs="Calibri" w:eastAsia="Calibri" w:hAnsi="Calibri"/>
+            <w:color w:val="1A4D8F"/>
+            <w:sz w:val="17"/>
+            <w:szCs w:val="17"/>
+          </w:rPr>
+          <w:t xml:space="preserve">[1]</w:t>
+        </w:r>
+      </w:hyperlink>
+      <w:r>
+        <w:rPr>
+          <w:rFonts w:ascii="Calibri" w:cs="Calibri" w:eastAsia="Calibri" w:hAnsi="Calibri"/>
+          <w:color w:val="1A1A1A"/>
+          <w:sz w:val="21"/>
+          <w:szCs w:val="21"/>
+        </w:rPr>
+        <w:t xml:space="preserve"> </w:t>
+      </w:r>
+      <w:hyperlink w:history="1" r:id="rIdr4kt27hcu3bl-aqr5j_ft">
+        <w:r>
+          <w:rPr>
+            <w:rFonts w:ascii="Calibri" w:cs="Calibri" w:eastAsia="Calibri" w:hAnsi="Calibri"/>
+            <w:color w:val="1A4D8F"/>
+            <w:sz w:val="17"/>
+            <w:szCs w:val="17"/>
+          </w:rPr>
+          <w:t xml:space="preserve">[2]</w:t>
+        </w:r>
+      </w:hyperlink>
+    </w:p>
+    <w:p>
+      <w:pPr>
+        <w:pStyle w:val="ListParagraph"/>
+        <w:numPr>
+          <w:ilvl w:val="0"/>
+          <w:numId w:val="2"/>
+        </w:numPr>
+        <w:spacing w:after="50" w:line="259"/>
+      </w:pPr>
+      <w:r>
+        <w:rPr>
+          <w:rFonts w:ascii="Calibri" w:cs="Calibri" w:eastAsia="Calibri" w:hAnsi="Calibri"/>
+          <w:color w:val="1A1A1A"/>
+          <w:sz w:val="21"/>
+          <w:szCs w:val="21"/>
+        </w:rPr>
+        <w:t xml:space="preserve">Production may involve travel or field shoots. The Nightforce piece was filmed on location in Idaho with hunting and tactical sequences. If Video Editor II also supports shoots, ask how much travel and on-set time the role includes.</w:t>
+      </w:r>
+      <w:r>
+        <w:rPr>
+          <w:rFonts w:ascii="Calibri" w:cs="Calibri" w:eastAsia="Calibri" w:hAnsi="Calibri"/>
+          <w:color w:val="1A1A1A"/>
+          <w:sz w:val="21"/>
+          <w:szCs w:val="21"/>
+        </w:rPr>
+        <w:t xml:space="preserve"> </w:t>
+      </w:r>
+      <w:hyperlink w:history="1" r:id="rIdop363s7ezrvpef1zx_uws">
+        <w:r>
+          <w:rPr>
+            <w:rFonts w:ascii="Calibri" w:cs="Calibri" w:eastAsia="Calibri" w:hAnsi="Calibri"/>
+            <w:color w:val="1A4D8F"/>
+            <w:sz w:val="17"/>
+            <w:szCs w:val="17"/>
+          </w:rPr>
+          <w:t xml:space="preserve">[1]</w:t>
+        </w:r>
+      </w:hyperlink>
     </w:p>
     <w:p>
       <w:pPr>
@@ -2394,6 +3096,98 @@
           <w:sz w:val="23"/>
           <w:szCs w:val="23"/>
         </w:rPr>
+        <w:t xml:space="preserve">Watch for</w:t>
+      </w:r>
+    </w:p>
+    <w:p>
+      <w:pPr>
+        <w:pStyle w:val="ListParagraph"/>
+        <w:numPr>
+          <w:ilvl w:val="0"/>
+          <w:numId w:val="2"/>
+        </w:numPr>
+        <w:spacing w:after="50" w:line="259"/>
+      </w:pPr>
+      <w:r>
+        <w:rPr>
+          <w:rFonts w:ascii="Calibri" w:cs="Calibri" w:eastAsia="Calibri" w:hAnsi="Calibri"/>
+          <w:color w:val="1A1A1A"/>
+          <w:sz w:val="21"/>
+          <w:szCs w:val="21"/>
+        </w:rPr>
+        <w:t xml:space="preserve">No employee reviews exist on any platform I could find, so management style, hours and turnover are unknown. Ask about them in the interview: how many people are on the post team, why the role is open, typical turnaround times, and how often overtime or weekend work happens.</w:t>
+      </w:r>
+    </w:p>
+    <w:p>
+      <w:pPr>
+        <w:pStyle w:val="ListParagraph"/>
+        <w:numPr>
+          <w:ilvl w:val="0"/>
+          <w:numId w:val="2"/>
+        </w:numPr>
+        <w:spacing w:after="50" w:line="259"/>
+      </w:pPr>
+      <w:r>
+        <w:rPr>
+          <w:rFonts w:ascii="Calibri" w:cs="Calibri" w:eastAsia="Calibri" w:hAnsi="Calibri"/>
+          <w:color w:val="1A1A1A"/>
+          <w:sz w:val="21"/>
+          <w:szCs w:val="21"/>
+        </w:rPr>
+        <w:t xml:space="preserve">I could not find the Video Editor II posting itself through search. Confirm it is listed on offensivegroup.com/careers or comes from an @offensivegroup.com address before you send personal details.</w:t>
+      </w:r>
+    </w:p>
+    <w:p>
+      <w:pPr>
+        <w:pStyle w:val="ListParagraph"/>
+        <w:numPr>
+          <w:ilvl w:val="0"/>
+          <w:numId w:val="2"/>
+        </w:numPr>
+        <w:spacing w:after="50" w:line="259"/>
+      </w:pPr>
+      <w:r>
+        <w:rPr>
+          <w:rFonts w:ascii="Calibri" w:cs="Calibri" w:eastAsia="Calibri" w:hAnsi="Calibri"/>
+          <w:color w:val="1A1A1A"/>
+          <w:sz w:val="21"/>
+          <w:szCs w:val="21"/>
+        </w:rPr>
+        <w:t xml:space="preserve">Sources give two street addresses in 85027: 2501 W. Behrend Dr. on the contact page and W Lone Cactus Dr on MapQuest. This is probably an old listing or a move, not a problem, but confirm which office you would report to.</w:t>
+      </w:r>
+    </w:p>
+    <w:p>
+      <w:pPr>
+        <w:pStyle w:val="ListParagraph"/>
+        <w:numPr>
+          <w:ilvl w:val="0"/>
+          <w:numId w:val="2"/>
+        </w:numPr>
+        <w:spacing w:after="50" w:line="259"/>
+      </w:pPr>
+      <w:r>
+        <w:rPr>
+          <w:rFonts w:ascii="Calibri" w:cs="Calibri" w:eastAsia="Calibri" w:hAnsi="Calibri"/>
+          <w:color w:val="1A1A1A"/>
+          <w:sz w:val="21"/>
+          <w:szCs w:val="21"/>
+        </w:rPr>
+        <w:t xml:space="preserve">Headcount and revenue numbers come from data brokers (ZoomInfo, LeadIQ) and disagree with each other. Treat them as rough estimates.</w:t>
+      </w:r>
+    </w:p>
+    <w:p>
+      <w:pPr>
+        <w:spacing w:after="60" w:before="180"/>
+      </w:pPr>
+      <w:r>
+        <w:rPr>
+          <w:rFonts w:ascii="Calibri" w:cs="Calibri" w:eastAsia="Calibri" w:hAnsi="Calibri"/>
+          <w:b/>
+          <w:bCs/>
+          <w:color w:val="1A1A1A"/>
+          <w:sz w:val="23"/>
+          <w:szCs w:val="23"/>
+        </w:rPr>
         <w:t xml:space="preserve">Bottom line</w:t>
       </w:r>
     </w:p>
@@ -2408,7 +3202,7 @@
           <w:sz w:val="21"/>
           <w:szCs w:val="21"/>
         </w:rPr>
-        <w:t xml:space="preserve">No outside employee-review evidence was gathered for OMG in this run because the shared web search limit was already used up. Glassdoor and Reddit cannot be reached directly from here, and the Indeed connector was down. So this sheet does not rate the company in either direction. Before an interview, Joshua should look up 'Offensive Marketing Group' on Glassdoor and Indeed himself, and check LinkedIn for current post-production staff and how long they have stayed. What the posting does show: a niche agency that wants real interest in firearms and outdoor content, strict 5-day in-office work in north Phoenix, a published pay range ($70k-$85k), 3 weeks PTO, 9 holidays, and a defined promotion path to Senior Editor.</w:t>
+        <w:t xml:space="preserve">OMG looks like a real company: a small agency led by its founders since 2019, with in-house cinema-grade video production for firearms, optics and outdoor brands. Its postings list a 401(k) match, health, dental and vision, PTO, and pay starting around $65K for video and social roles. None of what I found comes from employees. There are no Glassdoor or Indeed reviews and no news coverage, so the inside of the job is unknown. The clearest known cost for Joshua is the commute: the job is likely fully in-office in North Phoenix, which means a long daily drive from Mesa. In the interview, ask for: the Video Editor II salary range, whether any remote days are allowed, the post team's size and structure (there is a Lead Editor and Compositor), the editing software stack, typical turnaround times and overtime, how much travel or on-set work the role includes, and why the role is open. If possible, talk with a current or former editor through LinkedIn.</w:t>
       </w:r>
     </w:p>
     <w:p>
@@ -2439,7 +3233,7 @@
         </w:numPr>
         <w:spacing w:after="50" w:line="259"/>
       </w:pPr>
-      <w:hyperlink w:history="1" r:id="rIddbp3bk0actpr0ko4vfhrn">
+      <w:hyperlink w:history="1" r:id="rId0k2wpthl312erzpcfaafx">
         <w:r>
           <w:rPr>
             <w:rFonts w:ascii="Calibri" w:cs="Calibri" w:eastAsia="Calibri" w:hAnsi="Calibri"/>
@@ -2448,7 +3242,7 @@
             <w:szCs w:val="21"/>
             <w:u w:val="single"/>
           </w:rPr>
-          <w:t xml:space="preserve">Offensive Marketing Group website (listed in the job posting)</w:t>
+          <w:t xml:space="preserve">OMG homepage (company site)</w:t>
         </w:r>
       </w:hyperlink>
       <w:r>
@@ -2458,7 +3252,565 @@
           <w:sz w:val="17"/>
           <w:szCs w:val="17"/>
         </w:rPr>
-        <w:t xml:space="preserve">  https://www.offensivegroup.com</w:t>
+        <w:t xml:space="preserve">  https://offensivegroup.com/</w:t>
+      </w:r>
+    </w:p>
+    <w:p>
+      <w:pPr>
+        <w:pStyle w:val="ListParagraph"/>
+        <w:numPr>
+          <w:ilvl w:val="0"/>
+          <w:numId w:val="3"/>
+        </w:numPr>
+        <w:spacing w:after="50" w:line="259"/>
+      </w:pPr>
+      <w:hyperlink w:history="1" r:id="rIdqt1toijxebl5hju-pvadz">
+        <w:r>
+          <w:rPr>
+            <w:rFonts w:ascii="Calibri" w:cs="Calibri" w:eastAsia="Calibri" w:hAnsi="Calibri"/>
+            <w:color w:val="1A4D8F"/>
+            <w:sz w:val="21"/>
+            <w:szCs w:val="21"/>
+            <w:u w:val="single"/>
+          </w:rPr>
+          <w:t xml:space="preserve">OMG careers page (Social Media Account Manager II listing: pay, in-office, benefits)</w:t>
+        </w:r>
+      </w:hyperlink>
+      <w:r>
+        <w:rPr>
+          <w:rFonts w:ascii="Calibri" w:cs="Calibri" w:eastAsia="Calibri" w:hAnsi="Calibri"/>
+          <w:color w:val="777777"/>
+          <w:sz w:val="17"/>
+          <w:szCs w:val="17"/>
+        </w:rPr>
+        <w:t xml:space="preserve">  https://offensivegroup.com/careers/</w:t>
+      </w:r>
+    </w:p>
+    <w:p>
+      <w:pPr>
+        <w:pStyle w:val="ListParagraph"/>
+        <w:numPr>
+          <w:ilvl w:val="0"/>
+          <w:numId w:val="3"/>
+        </w:numPr>
+        <w:spacing w:after="50" w:line="259"/>
+      </w:pPr>
+      <w:hyperlink w:history="1" r:id="rIdyj7s3jxxzx-yg2h0sncm5">
+        <w:r>
+          <w:rPr>
+            <w:rFonts w:ascii="Calibri" w:cs="Calibri" w:eastAsia="Calibri" w:hAnsi="Calibri"/>
+            <w:color w:val="1A4D8F"/>
+            <w:sz w:val="21"/>
+            <w:szCs w:val="21"/>
+            <w:u w:val="single"/>
+          </w:rPr>
+          <w:t xml:space="preserve">OMG contact page (address, services)</w:t>
+        </w:r>
+      </w:hyperlink>
+      <w:r>
+        <w:rPr>
+          <w:rFonts w:ascii="Calibri" w:cs="Calibri" w:eastAsia="Calibri" w:hAnsi="Calibri"/>
+          <w:color w:val="777777"/>
+          <w:sz w:val="17"/>
+          <w:szCs w:val="17"/>
+        </w:rPr>
+        <w:t xml:space="preserve">  https://offensivegroup.com/contact-us/</w:t>
+      </w:r>
+    </w:p>
+    <w:p>
+      <w:pPr>
+        <w:pStyle w:val="ListParagraph"/>
+        <w:numPr>
+          <w:ilvl w:val="0"/>
+          <w:numId w:val="3"/>
+        </w:numPr>
+        <w:spacing w:after="50" w:line="259"/>
+      </w:pPr>
+      <w:hyperlink w:history="1" r:id="rIdy1wngg-i_ziqg6jhj-tfg">
+        <w:r>
+          <w:rPr>
+            <w:rFonts w:ascii="Calibri" w:cs="Calibri" w:eastAsia="Calibri" w:hAnsi="Calibri"/>
+            <w:color w:val="1A4D8F"/>
+            <w:sz w:val="21"/>
+            <w:szCs w:val="21"/>
+            <w:u w:val="single"/>
+          </w:rPr>
+          <w:t xml:space="preserve">OMG article: 'A creative agency where the team practices what they preach' (company site)</w:t>
+        </w:r>
+      </w:hyperlink>
+      <w:r>
+        <w:rPr>
+          <w:rFonts w:ascii="Calibri" w:cs="Calibri" w:eastAsia="Calibri" w:hAnsi="Calibri"/>
+          <w:color w:val="777777"/>
+          <w:sz w:val="17"/>
+          <w:szCs w:val="17"/>
+        </w:rPr>
+        <w:t xml:space="preserve">  https://www.offensivegroup.com/omg-a-creative-agency-where-the-team-practices-what-they-preach/</w:t>
+      </w:r>
+    </w:p>
+    <w:p>
+      <w:pPr>
+        <w:pStyle w:val="ListParagraph"/>
+        <w:numPr>
+          <w:ilvl w:val="0"/>
+          <w:numId w:val="3"/>
+        </w:numPr>
+        <w:spacing w:after="50" w:line="259"/>
+      </w:pPr>
+      <w:hyperlink w:history="1" r:id="rIduec0xo-gfnuqnxxfveyip">
+        <w:r>
+          <w:rPr>
+            <w:rFonts w:ascii="Calibri" w:cs="Calibri" w:eastAsia="Calibri" w:hAnsi="Calibri"/>
+            <w:color w:val="1A4D8F"/>
+            <w:sz w:val="21"/>
+            <w:szCs w:val="21"/>
+            <w:u w:val="single"/>
+          </w:rPr>
+          <w:t xml:space="preserve">ShootingWire press release, Oct 13 2023: Nightforce brand profile shot on RED (industry news)</w:t>
+        </w:r>
+      </w:hyperlink>
+      <w:r>
+        <w:rPr>
+          <w:rFonts w:ascii="Calibri" w:cs="Calibri" w:eastAsia="Calibri" w:hAnsi="Calibri"/>
+          <w:color w:val="777777"/>
+          <w:sz w:val="17"/>
+          <w:szCs w:val="17"/>
+        </w:rPr>
+        <w:t xml:space="preserve">  https://www.shootingwire.com/releases/f30dce91-e3e9-475d-ab9c-bb66d48dca8b</w:t>
+      </w:r>
+    </w:p>
+    <w:p>
+      <w:pPr>
+        <w:pStyle w:val="ListParagraph"/>
+        <w:numPr>
+          <w:ilvl w:val="0"/>
+          <w:numId w:val="3"/>
+        </w:numPr>
+        <w:spacing w:after="50" w:line="259"/>
+      </w:pPr>
+      <w:hyperlink w:history="1" r:id="rIdulxhves4yxvugrhawgg1m">
+        <w:r>
+          <w:rPr>
+            <w:rFonts w:ascii="Calibri" w:cs="Calibri" w:eastAsia="Calibri" w:hAnsi="Calibri"/>
+            <w:color w:val="1A4D8F"/>
+            <w:sz w:val="21"/>
+            <w:szCs w:val="21"/>
+            <w:u w:val="single"/>
+          </w:rPr>
+          <w:t xml:space="preserve">VoyagePhoenix interview with co-founder Jeremy Tremp (founder's own account)</w:t>
+        </w:r>
+      </w:hyperlink>
+      <w:r>
+        <w:rPr>
+          <w:rFonts w:ascii="Calibri" w:cs="Calibri" w:eastAsia="Calibri" w:hAnsi="Calibri"/>
+          <w:color w:val="777777"/>
+          <w:sz w:val="17"/>
+          <w:szCs w:val="17"/>
+        </w:rPr>
+        <w:t xml:space="preserve">  https://voyagephoenix.com/interview/inspiring-conversations-with-jeremy-tremp-of-offensive-marketing-group/</w:t>
+      </w:r>
+    </w:p>
+    <w:p>
+      <w:pPr>
+        <w:pStyle w:val="ListParagraph"/>
+        <w:numPr>
+          <w:ilvl w:val="0"/>
+          <w:numId w:val="3"/>
+        </w:numPr>
+        <w:spacing w:after="50" w:line="259"/>
+      </w:pPr>
+      <w:hyperlink w:history="1" r:id="rIdadhrksffp4-myam3ulahr">
+        <w:r>
+          <w:rPr>
+            <w:rFonts w:ascii="Calibri" w:cs="Calibri" w:eastAsia="Calibri" w:hAnsi="Calibri"/>
+            <w:color w:val="1A4D8F"/>
+            <w:sz w:val="21"/>
+            <w:szCs w:val="21"/>
+            <w:u w:val="single"/>
+          </w:rPr>
+          <w:t xml:space="preserve">CanvasRebel: Meet Jeremy Tremp (founder's own account)</w:t>
+        </w:r>
+      </w:hyperlink>
+      <w:r>
+        <w:rPr>
+          <w:rFonts w:ascii="Calibri" w:cs="Calibri" w:eastAsia="Calibri" w:hAnsi="Calibri"/>
+          <w:color w:val="777777"/>
+          <w:sz w:val="17"/>
+          <w:szCs w:val="17"/>
+        </w:rPr>
+        <w:t xml:space="preserve">  https://canvasrebel.com/meet-jeremy-tremp/</w:t>
+      </w:r>
+    </w:p>
+    <w:p>
+      <w:pPr>
+        <w:pStyle w:val="ListParagraph"/>
+        <w:numPr>
+          <w:ilvl w:val="0"/>
+          <w:numId w:val="3"/>
+        </w:numPr>
+        <w:spacing w:after="50" w:line="259"/>
+      </w:pPr>
+      <w:hyperlink w:history="1" r:id="rIdklzkygrxvailszaiswd5n">
+        <w:r>
+          <w:rPr>
+            <w:rFonts w:ascii="Calibri" w:cs="Calibri" w:eastAsia="Calibri" w:hAnsi="Calibri"/>
+            <w:color w:val="1A4D8F"/>
+            <w:sz w:val="21"/>
+            <w:szCs w:val="21"/>
+            <w:u w:val="single"/>
+          </w:rPr>
+          <w:t xml:space="preserve">Crunchbase company profile (directory)</w:t>
+        </w:r>
+      </w:hyperlink>
+      <w:r>
+        <w:rPr>
+          <w:rFonts w:ascii="Calibri" w:cs="Calibri" w:eastAsia="Calibri" w:hAnsi="Calibri"/>
+          <w:color w:val="777777"/>
+          <w:sz w:val="17"/>
+          <w:szCs w:val="17"/>
+        </w:rPr>
+        <w:t xml:space="preserve">  https://www.crunchbase.com/organization/offensive-marketing-group</w:t>
+      </w:r>
+    </w:p>
+    <w:p>
+      <w:pPr>
+        <w:pStyle w:val="ListParagraph"/>
+        <w:numPr>
+          <w:ilvl w:val="0"/>
+          <w:numId w:val="3"/>
+        </w:numPr>
+        <w:spacing w:after="50" w:line="259"/>
+      </w:pPr>
+      <w:hyperlink w:history="1" r:id="rIdks8921qu8uewq1wduuwto">
+        <w:r>
+          <w:rPr>
+            <w:rFonts w:ascii="Calibri" w:cs="Calibri" w:eastAsia="Calibri" w:hAnsi="Calibri"/>
+            <w:color w:val="1A4D8F"/>
+            <w:sz w:val="21"/>
+            <w:szCs w:val="21"/>
+            <w:u w:val="single"/>
+          </w:rPr>
+          <w:t xml:space="preserve">Crunchbase: Jeremy Tremp, Creative Director / Co-Founder (directory)</w:t>
+        </w:r>
+      </w:hyperlink>
+      <w:r>
+        <w:rPr>
+          <w:rFonts w:ascii="Calibri" w:cs="Calibri" w:eastAsia="Calibri" w:hAnsi="Calibri"/>
+          <w:color w:val="777777"/>
+          <w:sz w:val="17"/>
+          <w:szCs w:val="17"/>
+        </w:rPr>
+        <w:t xml:space="preserve">  https://www.crunchbase.com/person/jeremy-tremp-9023</w:t>
+      </w:r>
+    </w:p>
+    <w:p>
+      <w:pPr>
+        <w:pStyle w:val="ListParagraph"/>
+        <w:numPr>
+          <w:ilvl w:val="0"/>
+          <w:numId w:val="3"/>
+        </w:numPr>
+        <w:spacing w:after="50" w:line="259"/>
+      </w:pPr>
+      <w:hyperlink w:history="1" r:id="rIdkia4_enhxs0bm4kdsn8iq">
+        <w:r>
+          <w:rPr>
+            <w:rFonts w:ascii="Calibri" w:cs="Calibri" w:eastAsia="Calibri" w:hAnsi="Calibri"/>
+            <w:color w:val="1A4D8F"/>
+            <w:sz w:val="21"/>
+            <w:szCs w:val="21"/>
+            <w:u w:val="single"/>
+          </w:rPr>
+          <w:t xml:space="preserve">LinkedIn company page (directory)</w:t>
+        </w:r>
+      </w:hyperlink>
+      <w:r>
+        <w:rPr>
+          <w:rFonts w:ascii="Calibri" w:cs="Calibri" w:eastAsia="Calibri" w:hAnsi="Calibri"/>
+          <w:color w:val="777777"/>
+          <w:sz w:val="17"/>
+          <w:szCs w:val="17"/>
+        </w:rPr>
+        <w:t xml:space="preserve">  https://www.linkedin.com/company/offensive-marketing-group</w:t>
+      </w:r>
+    </w:p>
+    <w:p>
+      <w:pPr>
+        <w:pStyle w:val="ListParagraph"/>
+        <w:numPr>
+          <w:ilvl w:val="0"/>
+          <w:numId w:val="3"/>
+        </w:numPr>
+        <w:spacing w:after="50" w:line="259"/>
+      </w:pPr>
+      <w:hyperlink w:history="1" r:id="rIdykuhyvkx2zoht5tv1voiw">
+        <w:r>
+          <w:rPr>
+            <w:rFonts w:ascii="Calibri" w:cs="Calibri" w:eastAsia="Calibri" w:hAnsi="Calibri"/>
+            <w:color w:val="1A4D8F"/>
+            <w:sz w:val="21"/>
+            <w:szCs w:val="21"/>
+            <w:u w:val="single"/>
+          </w:rPr>
+          <w:t xml:space="preserve">ZoomInfo company overview (data broker estimate)</w:t>
+        </w:r>
+      </w:hyperlink>
+      <w:r>
+        <w:rPr>
+          <w:rFonts w:ascii="Calibri" w:cs="Calibri" w:eastAsia="Calibri" w:hAnsi="Calibri"/>
+          <w:color w:val="777777"/>
+          <w:sz w:val="17"/>
+          <w:szCs w:val="17"/>
+        </w:rPr>
+        <w:t xml:space="preserve">  https://www.zoominfo.com/c/offensive-marketing-group/480415760</w:t>
+      </w:r>
+    </w:p>
+    <w:p>
+      <w:pPr>
+        <w:pStyle w:val="ListParagraph"/>
+        <w:numPr>
+          <w:ilvl w:val="0"/>
+          <w:numId w:val="3"/>
+        </w:numPr>
+        <w:spacing w:after="50" w:line="259"/>
+      </w:pPr>
+      <w:hyperlink w:history="1" r:id="rId3zy1y8dgnegszhh4yn91h">
+        <w:r>
+          <w:rPr>
+            <w:rFonts w:ascii="Calibri" w:cs="Calibri" w:eastAsia="Calibri" w:hAnsi="Calibri"/>
+            <w:color w:val="1A4D8F"/>
+            <w:sz w:val="21"/>
+            <w:szCs w:val="21"/>
+            <w:u w:val="single"/>
+          </w:rPr>
+          <w:t xml:space="preserve">LeadIQ company overview (data broker estimate)</w:t>
+        </w:r>
+      </w:hyperlink>
+      <w:r>
+        <w:rPr>
+          <w:rFonts w:ascii="Calibri" w:cs="Calibri" w:eastAsia="Calibri" w:hAnsi="Calibri"/>
+          <w:color w:val="777777"/>
+          <w:sz w:val="17"/>
+          <w:szCs w:val="17"/>
+        </w:rPr>
+        <w:t xml:space="preserve">  https://leadiq.com/c/offensive-marketing-group/5e66739d1d6f06b382d8fe58</w:t>
+      </w:r>
+    </w:p>
+    <w:p>
+      <w:pPr>
+        <w:pStyle w:val="ListParagraph"/>
+        <w:numPr>
+          <w:ilvl w:val="0"/>
+          <w:numId w:val="3"/>
+        </w:numPr>
+        <w:spacing w:after="50" w:line="259"/>
+      </w:pPr>
+      <w:hyperlink w:history="1" r:id="rIdp0luxsniyeho1jcr8hi-v">
+        <w:r>
+          <w:rPr>
+            <w:rFonts w:ascii="Calibri" w:cs="Calibri" w:eastAsia="Calibri" w:hAnsi="Calibri"/>
+            <w:color w:val="1A4D8F"/>
+            <w:sz w:val="21"/>
+            <w:szCs w:val="21"/>
+            <w:u w:val="single"/>
+          </w:rPr>
+          <w:t xml:space="preserve">RocketReach management team (data broker)</w:t>
+        </w:r>
+      </w:hyperlink>
+      <w:r>
+        <w:rPr>
+          <w:rFonts w:ascii="Calibri" w:cs="Calibri" w:eastAsia="Calibri" w:hAnsi="Calibri"/>
+          <w:color w:val="777777"/>
+          <w:sz w:val="17"/>
+          <w:szCs w:val="17"/>
+        </w:rPr>
+        <w:t xml:space="preserve">  https://rocketreach.co/offensive-marketing-group-management_b7c5de84c18370c8</w:t>
+      </w:r>
+    </w:p>
+    <w:p>
+      <w:pPr>
+        <w:pStyle w:val="ListParagraph"/>
+        <w:numPr>
+          <w:ilvl w:val="0"/>
+          <w:numId w:val="3"/>
+        </w:numPr>
+        <w:spacing w:after="50" w:line="259"/>
+      </w:pPr>
+      <w:hyperlink w:history="1" r:id="rIdyhf1f9sxcme8bv2mjceio">
+        <w:r>
+          <w:rPr>
+            <w:rFonts w:ascii="Calibri" w:cs="Calibri" w:eastAsia="Calibri" w:hAnsi="Calibri"/>
+            <w:color w:val="1A4D8F"/>
+            <w:sz w:val="21"/>
+            <w:szCs w:val="21"/>
+            <w:u w:val="single"/>
+          </w:rPr>
+          <w:t xml:space="preserve">b2bhint: Arizona LLC registration record</w:t>
+        </w:r>
+      </w:hyperlink>
+      <w:r>
+        <w:rPr>
+          <w:rFonts w:ascii="Calibri" w:cs="Calibri" w:eastAsia="Calibri" w:hAnsi="Calibri"/>
+          <w:color w:val="777777"/>
+          <w:sz w:val="17"/>
+          <w:szCs w:val="17"/>
+        </w:rPr>
+        <w:t xml:space="preserve">  https://b2bhint.com/en/company/us-az/offensive-marketing-group-llc--1962084</w:t>
+      </w:r>
+    </w:p>
+    <w:p>
+      <w:pPr>
+        <w:pStyle w:val="ListParagraph"/>
+        <w:numPr>
+          <w:ilvl w:val="0"/>
+          <w:numId w:val="3"/>
+        </w:numPr>
+        <w:spacing w:after="50" w:line="259"/>
+      </w:pPr>
+      <w:hyperlink w:history="1" r:id="rIdkp4zng2bhrf1wupcqypsa">
+        <w:r>
+          <w:rPr>
+            <w:rFonts w:ascii="Calibri" w:cs="Calibri" w:eastAsia="Calibri" w:hAnsi="Calibri"/>
+            <w:color w:val="1A4D8F"/>
+            <w:sz w:val="21"/>
+            <w:szCs w:val="21"/>
+            <w:u w:val="single"/>
+          </w:rPr>
+          <w:t xml:space="preserve">GovCon in a Box: federal contractor registration</w:t>
+        </w:r>
+      </w:hyperlink>
+      <w:r>
+        <w:rPr>
+          <w:rFonts w:ascii="Calibri" w:cs="Calibri" w:eastAsia="Calibri" w:hAnsi="Calibri"/>
+          <w:color w:val="777777"/>
+          <w:sz w:val="17"/>
+          <w:szCs w:val="17"/>
+        </w:rPr>
+        <w:t xml:space="preserve">  https://www.govconinabox.com/explore/smb-federal-contractors/offensive-marketing-group-llc-TNUXX9Z8J818</w:t>
+      </w:r>
+    </w:p>
+    <w:p>
+      <w:pPr>
+        <w:pStyle w:val="ListParagraph"/>
+        <w:numPr>
+          <w:ilvl w:val="0"/>
+          <w:numId w:val="3"/>
+        </w:numPr>
+        <w:spacing w:after="50" w:line="259"/>
+      </w:pPr>
+      <w:hyperlink w:history="1" r:id="rIdcrdez6d1p1cnic8zv41zv">
+        <w:r>
+          <w:rPr>
+            <w:rFonts w:ascii="Calibri" w:cs="Calibri" w:eastAsia="Calibri" w:hAnsi="Calibri"/>
+            <w:color w:val="1A4D8F"/>
+            <w:sz w:val="21"/>
+            <w:szCs w:val="21"/>
+            <w:u w:val="single"/>
+          </w:rPr>
+          <w:t xml:space="preserve">MapQuest listing (W Lone Cactus Dr, Phoenix 85027)</w:t>
+        </w:r>
+      </w:hyperlink>
+      <w:r>
+        <w:rPr>
+          <w:rFonts w:ascii="Calibri" w:cs="Calibri" w:eastAsia="Calibri" w:hAnsi="Calibri"/>
+          <w:color w:val="777777"/>
+          <w:sz w:val="17"/>
+          <w:szCs w:val="17"/>
+        </w:rPr>
+        <w:t xml:space="preserve">  https://www.mapquest.com/us/arizona/offensive-marketing-group-473591773</w:t>
+      </w:r>
+    </w:p>
+    <w:p>
+      <w:pPr>
+        <w:pStyle w:val="ListParagraph"/>
+        <w:numPr>
+          <w:ilvl w:val="0"/>
+          <w:numId w:val="3"/>
+        </w:numPr>
+        <w:spacing w:after="50" w:line="259"/>
+      </w:pPr>
+      <w:hyperlink w:history="1" r:id="rIddrtbtmemvckccumbwv4oc">
+        <w:r>
+          <w:rPr>
+            <w:rFonts w:ascii="Calibri" w:cs="Calibri" w:eastAsia="Calibri" w:hAnsi="Calibri"/>
+            <w:color w:val="1A4D8F"/>
+            <w:sz w:val="21"/>
+            <w:szCs w:val="21"/>
+            <w:u w:val="single"/>
+          </w:rPr>
+          <w:t xml:space="preserve">Facebook page (0 reviews)</w:t>
+        </w:r>
+      </w:hyperlink>
+      <w:r>
+        <w:rPr>
+          <w:rFonts w:ascii="Calibri" w:cs="Calibri" w:eastAsia="Calibri" w:hAnsi="Calibri"/>
+          <w:color w:val="777777"/>
+          <w:sz w:val="17"/>
+          <w:szCs w:val="17"/>
+        </w:rPr>
+        <w:t xml:space="preserve">  https://www.facebook.com/offensivemarketinggroup</w:t>
+      </w:r>
+    </w:p>
+    <w:p>
+      <w:pPr>
+        <w:pStyle w:val="ListParagraph"/>
+        <w:numPr>
+          <w:ilvl w:val="0"/>
+          <w:numId w:val="3"/>
+        </w:numPr>
+        <w:spacing w:after="50" w:line="259"/>
+      </w:pPr>
+      <w:hyperlink w:history="1" r:id="rIduhab7o5rc1kdxux-d5fie">
+        <w:r>
+          <w:rPr>
+            <w:rFonts w:ascii="Calibri" w:cs="Calibri" w:eastAsia="Calibri" w:hAnsi="Calibri"/>
+            <w:color w:val="1A4D8F"/>
+            <w:sz w:val="21"/>
+            <w:szCs w:val="21"/>
+            <w:u w:val="single"/>
+          </w:rPr>
+          <w:t xml:space="preserve">jobcube: OMG Videographer listing, from $65,000/yr (job board)</w:t>
+        </w:r>
+      </w:hyperlink>
+      <w:r>
+        <w:rPr>
+          <w:rFonts w:ascii="Calibri" w:cs="Calibri" w:eastAsia="Calibri" w:hAnsi="Calibri"/>
+          <w:color w:val="777777"/>
+          <w:sz w:val="17"/>
+          <w:szCs w:val="17"/>
+        </w:rPr>
+        <w:t xml:space="preserve">  https://jobcube.com/Video-jobs-in-Phoenix,-AZ</w:t>
+      </w:r>
+    </w:p>
+    <w:p>
+      <w:pPr>
+        <w:pStyle w:val="ListParagraph"/>
+        <w:numPr>
+          <w:ilvl w:val="0"/>
+          <w:numId w:val="3"/>
+        </w:numPr>
+        <w:spacing w:after="50" w:line="259"/>
+      </w:pPr>
+      <w:hyperlink w:history="1" r:id="rIdf5qjsbakbv-8atzisvlww">
+        <w:r>
+          <w:rPr>
+            <w:rFonts w:ascii="Calibri" w:cs="Calibri" w:eastAsia="Calibri" w:hAnsi="Calibri"/>
+            <w:color w:val="1A4D8F"/>
+            <w:sz w:val="21"/>
+            <w:szCs w:val="21"/>
+            <w:u w:val="single"/>
+          </w:rPr>
+          <w:t xml:space="preserve">Glassdoor 'OMG' results (different companies, not Offensive Marketing Group)</w:t>
+        </w:r>
+      </w:hyperlink>
+      <w:r>
+        <w:rPr>
+          <w:rFonts w:ascii="Calibri" w:cs="Calibri" w:eastAsia="Calibri" w:hAnsi="Calibri"/>
+          <w:color w:val="777777"/>
+          <w:sz w:val="17"/>
+          <w:szCs w:val="17"/>
+        </w:rPr>
+        <w:t xml:space="preserve">  https://www.glassdoor.ca/Reviews/OMG-Reviews-E824989.htm</w:t>
       </w:r>
     </w:p>
     <w:sectPr>
